--- a/Dataset/generated_documents/inspection/INS_EVT-033.docx
+++ b/Dataset/generated_documents/inspection/INS_EVT-033.docx
@@ -77,7 +77,7 @@
           </w:tcPr>
           <w:p>
             <w:r>
-              <w:t>D0BC3D50</w:t>
+              <w:t>F0E7FB0F</w:t>
             </w:r>
           </w:p>
         </w:tc>
@@ -209,7 +209,7 @@
           </w:tcPr>
           <w:p>
             <w:r>
-              <w:t>14-Jul-2026 22:50</w:t>
+              <w:t>15-Jul-2026 13:05</w:t>
             </w:r>
           </w:p>
         </w:tc>
@@ -689,7 +689,7 @@
     </w:p>
     <w:p>
       <w:r>
-        <w:t>Equipment restored to normal operating condition.</w:t>
+        <w:t>Equipment performance is within acceptable limits.</w:t>
       </w:r>
     </w:p>
     <w:p>
@@ -702,7 +702,7 @@
     </w:p>
     <w:p>
       <w:r>
-        <w:t>Permit To Work (PTW) was verified before maintenance.</w:t>
+        <w:t>Gas detector readings were within permissible limits.</w:t>
       </w:r>
     </w:p>
     <w:p>
@@ -715,7 +715,7 @@
     </w:p>
     <w:p>
       <w:r>
-        <w:t>Dial Gauge</w:t>
+        <w:t>Bearing Puller</w:t>
       </w:r>
     </w:p>
     <w:p>
@@ -723,7 +723,7 @@
         <w:pStyle w:val="Heading1"/>
       </w:pPr>
       <w:r>
-        <w:t>Maintenance Summary</w:t>
+        <w:t>Inspection Summary</w:t>
       </w:r>
     </w:p>
     <w:tbl>
@@ -1233,7 +1233,20 @@
         <w:pStyle w:val="Heading1"/>
       </w:pPr>
       <w:r>
-        <w:t>Maintenance Checklist</w:t>
+        <w:t>Root Cause</w:t>
+      </w:r>
+    </w:p>
+    <w:p>
+      <w:r>
+        <w:t>Routine schedule</w:t>
+      </w:r>
+    </w:p>
+    <w:p>
+      <w:pPr>
+        <w:pStyle w:val="Heading1"/>
+      </w:pPr>
+      <w:r>
+        <w:t>Inspection Checklist</w:t>
       </w:r>
     </w:p>
     <w:p>
@@ -1282,7 +1295,7 @@
     </w:p>
     <w:p>
       <w:r>
-        <w:t>Replace similar components during annual shutdown.</w:t>
+        <w:t>Schedule detailed equipment health assessment.</w:t>
       </w:r>
     </w:p>
     <w:p/>
